--- a/media/F2111/output_dir/动态测试环境说明.docx
+++ b/media/F2111/output_dir/动态测试环境说明.docx
@@ -8,177 +8,149 @@
         <w:ind w:firstLineChars="200" w:firstLine="480"/>
         <w:rPr>
           <w:snapToGrid w:val="0"/>
-          <w:sz w:val="24"/>
-          <w:szCs w:val="24"/>
-        </w:rPr>
-      </w:pPr>
-      <w:r>
-        <w:rPr>
-          <w:snapToGrid w:val="0"/>
-          <w:sz w:val="24"/>
-          <w:szCs w:val="24"/>
-        </w:rPr>
-        <w:t>本次软件系统动态</w:t>
-      </w:r>
-      <w:r>
-        <w:rPr>
-          <w:snapToGrid w:val="0"/>
-          <w:sz w:val="24"/>
-          <w:szCs w:val="24"/>
-        </w:rPr>
-        <w:t>测评</w:t>
-      </w:r>
-      <w:r>
-        <w:rPr>
-          <w:snapToGrid w:val="0"/>
-          <w:sz w:val="24"/>
-          <w:szCs w:val="24"/>
-        </w:rPr>
-        <w:t>环境如下图所示，主要由</w:t>
-      </w:r>
-      <w:r>
-        <w:rPr>
-          <w:snapToGrid w:val="0"/>
-          <w:sz w:val="24"/>
-          <w:szCs w:val="24"/>
-        </w:rPr>
-        <w:t>XX</w:t>
-      </w:r>
-      <w:r>
-        <w:rPr>
-          <w:snapToGrid w:val="0"/>
-          <w:sz w:val="24"/>
-          <w:szCs w:val="24"/>
-        </w:rPr>
-        <w:t>设备（驻留</w:t>
-      </w:r>
-      <w:r>
-        <w:rPr>
-          <w:snapToGrid w:val="0"/>
-          <w:sz w:val="24"/>
-          <w:szCs w:val="24"/>
-        </w:rPr>
-        <w:t>XX</w:t>
-      </w:r>
-      <w:r>
-        <w:rPr>
-          <w:snapToGrid w:val="0"/>
-          <w:sz w:val="24"/>
-          <w:szCs w:val="24"/>
-        </w:rPr>
-        <w:t>软件）、</w:t>
-      </w:r>
-      <w:r>
-        <w:rPr>
-          <w:snapToGrid w:val="0"/>
-          <w:sz w:val="24"/>
-          <w:szCs w:val="24"/>
-        </w:rPr>
-        <w:t>YY</w:t>
-      </w:r>
-      <w:r>
-        <w:rPr>
-          <w:snapToGrid w:val="0"/>
-          <w:sz w:val="24"/>
-          <w:szCs w:val="24"/>
-        </w:rPr>
-        <w:t>设备、</w:t>
-      </w:r>
-      <w:r>
-        <w:rPr>
-          <w:snapToGrid w:val="0"/>
-          <w:sz w:val="24"/>
-          <w:szCs w:val="24"/>
-        </w:rPr>
-        <w:t>ZZ</w:t>
-      </w:r>
-      <w:r>
-        <w:rPr>
-          <w:snapToGrid w:val="0"/>
-          <w:sz w:val="24"/>
-          <w:szCs w:val="24"/>
-        </w:rPr>
-        <w:t>等组成。其中，</w:t>
-      </w:r>
-      <w:r>
-        <w:rPr>
-          <w:snapToGrid w:val="0"/>
-          <w:sz w:val="24"/>
-          <w:szCs w:val="24"/>
-        </w:rPr>
-        <w:t>XX</w:t>
-      </w:r>
-      <w:r>
-        <w:rPr>
-          <w:snapToGrid w:val="0"/>
-          <w:sz w:val="24"/>
-          <w:szCs w:val="24"/>
-        </w:rPr>
-        <w:t>设备为被测软件所驻留的设备，</w:t>
-      </w:r>
-      <w:r>
-        <w:rPr>
-          <w:snapToGrid w:val="0"/>
-          <w:sz w:val="24"/>
-          <w:szCs w:val="24"/>
-        </w:rPr>
-        <w:t>YY</w:t>
-      </w:r>
-      <w:r>
-        <w:rPr>
-          <w:snapToGrid w:val="0"/>
-          <w:sz w:val="24"/>
-          <w:szCs w:val="24"/>
-        </w:rPr>
-        <w:t>为真实陪测件，</w:t>
-      </w:r>
-      <w:r>
-        <w:rPr>
-          <w:snapToGrid w:val="0"/>
-          <w:sz w:val="24"/>
-          <w:szCs w:val="24"/>
-        </w:rPr>
-        <w:t>ZZ</w:t>
-      </w:r>
-      <w:r>
-        <w:rPr>
-          <w:snapToGrid w:val="0"/>
-          <w:sz w:val="24"/>
-          <w:szCs w:val="24"/>
-        </w:rPr>
-        <w:t>用来仿真被测设备与陪测件间的通信。</w:t>
-      </w:r>
-      <w:r>
-        <w:rPr>
-          <w:snapToGrid w:val="0"/>
-          <w:sz w:val="24"/>
-          <w:szCs w:val="24"/>
-        </w:rPr>
-        <w:t>XX</w:t>
-      </w:r>
-      <w:r>
-        <w:rPr>
-          <w:snapToGrid w:val="0"/>
-          <w:sz w:val="24"/>
-          <w:szCs w:val="24"/>
-        </w:rPr>
-        <w:t>软件</w:t>
-      </w:r>
-      <w:r>
-        <w:rPr>
-          <w:snapToGrid w:val="0"/>
-          <w:sz w:val="24"/>
-          <w:szCs w:val="24"/>
-        </w:rPr>
-        <w:t>测评</w:t>
-      </w:r>
-      <w:r>
-        <w:rPr>
-          <w:snapToGrid w:val="0"/>
-          <w:sz w:val="24"/>
-          <w:szCs w:val="24"/>
-        </w:rPr>
-        <w:t>环境图见下图。</w:t>
+          <w:color w:val="2C7FCE" w:themeColor="text2" w:themeTint="99"/>
+          <w:sz w:val="24"/>
+          <w:szCs w:val="24"/>
+        </w:rPr>
+      </w:pPr>
+      <w:r>
+        <w:rPr>
+          <w:rFonts w:hint="eastAsia"/>
+          <w:snapToGrid w:val="0"/>
+          <w:color w:val="2C7FCE" w:themeColor="text2" w:themeTint="99"/>
+          <w:sz w:val="24"/>
+          <w:szCs w:val="24"/>
+        </w:rPr>
+        <w:t>实物测试环境</w:t>
+      </w:r>
+      <w:r>
+        <w:rPr>
+          <w:rFonts w:hint="eastAsia"/>
+          <w:snapToGrid w:val="0"/>
+          <w:color w:val="2C7FCE" w:themeColor="text2" w:themeTint="99"/>
+          <w:sz w:val="24"/>
+          <w:szCs w:val="24"/>
+        </w:rPr>
+        <w:t>1</w:t>
+      </w:r>
+      <w:r>
+        <w:rPr>
+          <w:rFonts w:hint="eastAsia"/>
+          <w:snapToGrid w:val="0"/>
+          <w:color w:val="2C7FCE" w:themeColor="text2" w:themeTint="99"/>
+          <w:sz w:val="24"/>
+          <w:szCs w:val="24"/>
+        </w:rPr>
+        <w:t>的测试设备包括广域图像处理机、测试计算机（含</w:t>
+      </w:r>
+      <w:r>
+        <w:rPr>
+          <w:rFonts w:hint="eastAsia"/>
+          <w:snapToGrid w:val="0"/>
+          <w:color w:val="2C7FCE" w:themeColor="text2" w:themeTint="99"/>
+          <w:sz w:val="24"/>
+          <w:szCs w:val="24"/>
+        </w:rPr>
+        <w:t>2711</w:t>
+      </w:r>
+      <w:r>
+        <w:rPr>
+          <w:rFonts w:hint="eastAsia"/>
+          <w:snapToGrid w:val="0"/>
+          <w:color w:val="2C7FCE" w:themeColor="text2" w:themeTint="99"/>
+          <w:sz w:val="24"/>
+          <w:szCs w:val="24"/>
+        </w:rPr>
+        <w:t>发送板卡和</w:t>
+      </w:r>
+      <w:r>
+        <w:rPr>
+          <w:rFonts w:hint="eastAsia"/>
+          <w:snapToGrid w:val="0"/>
+          <w:color w:val="2C7FCE" w:themeColor="text2" w:themeTint="99"/>
+          <w:sz w:val="24"/>
+          <w:szCs w:val="24"/>
+        </w:rPr>
+        <w:t>LVDS</w:t>
+      </w:r>
+      <w:r>
+        <w:rPr>
+          <w:rFonts w:hint="eastAsia"/>
+          <w:snapToGrid w:val="0"/>
+          <w:color w:val="2C7FCE" w:themeColor="text2" w:themeTint="99"/>
+          <w:sz w:val="24"/>
+          <w:szCs w:val="24"/>
+        </w:rPr>
+        <w:t>接收发送板卡）、电源。广域精跟图像处理机接口管理</w:t>
+      </w:r>
+      <w:r>
+        <w:rPr>
+          <w:rFonts w:hint="eastAsia"/>
+          <w:snapToGrid w:val="0"/>
+          <w:color w:val="2C7FCE" w:themeColor="text2" w:themeTint="99"/>
+          <w:sz w:val="24"/>
+          <w:szCs w:val="24"/>
+        </w:rPr>
+        <w:t>FPGA</w:t>
+      </w:r>
+      <w:r>
+        <w:rPr>
+          <w:rFonts w:hint="eastAsia"/>
+          <w:snapToGrid w:val="0"/>
+          <w:color w:val="2C7FCE" w:themeColor="text2" w:themeTint="99"/>
+          <w:sz w:val="24"/>
+          <w:szCs w:val="24"/>
+        </w:rPr>
+        <w:t>软件运行于广域图像处理机；广域精跟地面应用软件、上注软件运行于测试计算机结合用于模拟</w:t>
+      </w:r>
+      <w:r>
+        <w:rPr>
+          <w:rFonts w:hint="eastAsia"/>
+          <w:snapToGrid w:val="0"/>
+          <w:color w:val="2C7FCE" w:themeColor="text2" w:themeTint="99"/>
+          <w:sz w:val="24"/>
+          <w:szCs w:val="24"/>
+        </w:rPr>
+        <w:t>2711</w:t>
+      </w:r>
+      <w:r>
+        <w:rPr>
+          <w:rFonts w:hint="eastAsia"/>
+          <w:snapToGrid w:val="0"/>
+          <w:color w:val="2C7FCE" w:themeColor="text2" w:themeTint="99"/>
+          <w:sz w:val="24"/>
+          <w:szCs w:val="24"/>
+        </w:rPr>
+        <w:t>相机源，发送广域图像数据；模拟天文处理机，接收处理后的</w:t>
+      </w:r>
+      <w:r>
+        <w:rPr>
+          <w:rFonts w:hint="eastAsia"/>
+          <w:snapToGrid w:val="0"/>
+          <w:color w:val="2C7FCE" w:themeColor="text2" w:themeTint="99"/>
+          <w:sz w:val="24"/>
+          <w:szCs w:val="24"/>
+        </w:rPr>
+        <w:t>IPD</w:t>
+      </w:r>
+      <w:r>
+        <w:rPr>
+          <w:rFonts w:hint="eastAsia"/>
+          <w:snapToGrid w:val="0"/>
+          <w:color w:val="2C7FCE" w:themeColor="text2" w:themeTint="99"/>
+          <w:sz w:val="24"/>
+          <w:szCs w:val="24"/>
+        </w:rPr>
+        <w:t>和日志信息；模拟星务发送上注指令，接收遥测信息。软件实物测试环境图如下图所示</w:t>
+      </w:r>
+      <w:r>
+        <w:rPr>
+          <w:snapToGrid w:val="0"/>
+          <w:color w:val="2C7FCE" w:themeColor="text2" w:themeTint="99"/>
+          <w:sz w:val="24"/>
+          <w:szCs w:val="24"/>
+        </w:rPr>
+        <w:t>。</w:t>
       </w:r>
     </w:p>
     <w:p>
@@ -193,67 +165,93 @@
       </w:pPr>
       <w:r>
         <w:rPr>
-          <w:snapToGrid w:val="0"/>
-          <w:sz w:val="24"/>
-          <w:szCs w:val="24"/>
-        </w:rPr>
-        <w:t>XXX</w:t>
-      </w:r>
-      <w:r>
-        <w:rPr>
-          <w:snapToGrid w:val="0"/>
-          <w:sz w:val="24"/>
-          <w:szCs w:val="24"/>
-        </w:rPr>
-        <w:t>负责对其提供的</w:t>
-      </w:r>
-      <w:r>
-        <w:rPr>
-          <w:snapToGrid w:val="0"/>
-          <w:sz w:val="24"/>
-          <w:szCs w:val="24"/>
-        </w:rPr>
-        <w:t>测评</w:t>
-      </w:r>
-      <w:r>
-        <w:rPr>
-          <w:snapToGrid w:val="0"/>
-          <w:sz w:val="24"/>
-          <w:szCs w:val="24"/>
-        </w:rPr>
-        <w:t>环境进行配置和安装，由研制单位和测评机构确认其正确性。</w:t>
-      </w:r>
-      <w:r>
-        <w:rPr>
-          <w:snapToGrid w:val="0"/>
-          <w:sz w:val="24"/>
-          <w:szCs w:val="24"/>
-        </w:rPr>
-        <w:t>测评</w:t>
-      </w:r>
-      <w:r>
-        <w:rPr>
-          <w:snapToGrid w:val="0"/>
-          <w:sz w:val="24"/>
-          <w:szCs w:val="24"/>
-        </w:rPr>
-        <w:t>环境一旦建立并经过确认应保持其状态，任何对</w:t>
-      </w:r>
-      <w:r>
-        <w:rPr>
-          <w:snapToGrid w:val="0"/>
-          <w:sz w:val="24"/>
-          <w:szCs w:val="24"/>
-        </w:rPr>
-        <w:t>测评</w:t>
-      </w:r>
-      <w:r>
-        <w:rPr>
-          <w:snapToGrid w:val="0"/>
-          <w:sz w:val="24"/>
-          <w:szCs w:val="24"/>
-        </w:rPr>
-        <w:t>环境的更改和使用都要进行严格控制。</w:t>
+          <w:rFonts w:hint="eastAsia"/>
+          <w:snapToGrid w:val="0"/>
+          <w:color w:val="2C7FCE" w:themeColor="text2" w:themeTint="99"/>
+          <w:sz w:val="24"/>
+          <w:szCs w:val="24"/>
+        </w:rPr>
+        <w:t>在广域精跟地面应用软件模拟</w:t>
+      </w:r>
+      <w:r>
+        <w:rPr>
+          <w:rFonts w:hint="eastAsia"/>
+          <w:snapToGrid w:val="0"/>
+          <w:color w:val="2C7FCE" w:themeColor="text2" w:themeTint="99"/>
+          <w:sz w:val="24"/>
+          <w:szCs w:val="24"/>
+        </w:rPr>
+        <w:t>2711</w:t>
+      </w:r>
+      <w:r>
+        <w:rPr>
+          <w:rFonts w:hint="eastAsia"/>
+          <w:snapToGrid w:val="0"/>
+          <w:color w:val="2C7FCE" w:themeColor="text2" w:themeTint="99"/>
+          <w:sz w:val="24"/>
+          <w:szCs w:val="24"/>
+        </w:rPr>
+        <w:t>相机源，发送广域图像，通过</w:t>
+      </w:r>
+      <w:r>
+        <w:rPr>
+          <w:rFonts w:hint="eastAsia"/>
+          <w:snapToGrid w:val="0"/>
+          <w:color w:val="2C7FCE" w:themeColor="text2" w:themeTint="99"/>
+          <w:sz w:val="24"/>
+          <w:szCs w:val="24"/>
+        </w:rPr>
+        <w:t>2711</w:t>
+      </w:r>
+      <w:r>
+        <w:rPr>
+          <w:rFonts w:hint="eastAsia"/>
+          <w:snapToGrid w:val="0"/>
+          <w:color w:val="2C7FCE" w:themeColor="text2" w:themeTint="99"/>
+          <w:sz w:val="24"/>
+          <w:szCs w:val="24"/>
+        </w:rPr>
+        <w:t>发送板卡给输入广域图像处理机，广域图像处理机再通过</w:t>
+      </w:r>
+      <w:r>
+        <w:rPr>
+          <w:rFonts w:hint="eastAsia"/>
+          <w:snapToGrid w:val="0"/>
+          <w:color w:val="2C7FCE" w:themeColor="text2" w:themeTint="99"/>
+          <w:sz w:val="24"/>
+          <w:szCs w:val="24"/>
+        </w:rPr>
+        <w:t>LVDS</w:t>
+      </w:r>
+      <w:r>
+        <w:rPr>
+          <w:rFonts w:hint="eastAsia"/>
+          <w:snapToGrid w:val="0"/>
+          <w:color w:val="2C7FCE" w:themeColor="text2" w:themeTint="99"/>
+          <w:sz w:val="24"/>
+          <w:szCs w:val="24"/>
+        </w:rPr>
+        <w:t>接收发送板卡接收处</w:t>
+      </w:r>
+      <w:r>
+        <w:rPr>
+          <w:rFonts w:hint="eastAsia"/>
+          <w:snapToGrid w:val="0"/>
+          <w:color w:val="2C7FCE" w:themeColor="text2" w:themeTint="99"/>
+          <w:sz w:val="24"/>
+          <w:szCs w:val="24"/>
+        </w:rPr>
+        <w:lastRenderedPageBreak/>
+        <w:t>理后图像，并发送给广域精跟地面应用软件。在广域精跟地面应用软件向广域图像处理机发送控制指令（节点配置、软复位、串口数据等），并查看下传的遥测数据。通过上注软件进行程序上注，并接收下传测遥测信息</w:t>
+      </w:r>
+      <w:r>
+        <w:rPr>
+          <w:rFonts w:hint="eastAsia"/>
+          <w:snapToGrid w:val="0"/>
+          <w:sz w:val="24"/>
+          <w:szCs w:val="24"/>
+        </w:rPr>
+        <w:t>。</w:t>
       </w:r>
     </w:p>
     <w:p>
@@ -272,7 +270,6 @@
           <w:color w:val="156082" w:themeColor="accent1"/>
           <w:szCs w:val="21"/>
         </w:rPr>
-        <w:lastRenderedPageBreak/>
         <mc:AlternateContent>
           <mc:Choice Requires="wps">
             <w:drawing>
@@ -332,21 +329,11 @@
     </w:p>
     <w:p>
       <w:pPr>
-        <w:numPr>
-          <w:ilvl w:val="0"/>
-          <w:numId w:val="3"/>
-        </w:numPr>
-        <w:tabs>
-          <w:tab w:val="left" w:pos="720"/>
-          <w:tab w:val="left" w:pos="4040"/>
-          <w:tab w:val="left" w:pos="5565"/>
-        </w:tabs>
         <w:spacing w:line="240" w:lineRule="auto"/>
-        <w:ind w:left="420"/>
         <w:jc w:val="center"/>
         <w:rPr>
-          <w:sz w:val="24"/>
-          <w:szCs w:val="24"/>
+          <w:sz w:val="21"/>
+          <w:szCs w:val="21"/>
         </w:rPr>
       </w:pPr>
       <w:r>
@@ -355,7 +342,7 @@
           <w:sz w:val="21"/>
           <w:szCs w:val="21"/>
         </w:rPr>
-        <w:t>XXXX</w:t>
+        <w:t>图</w:t>
       </w:r>
       <w:r>
         <w:rPr>
@@ -363,7 +350,137 @@
           <w:sz w:val="21"/>
           <w:szCs w:val="21"/>
         </w:rPr>
-        <w:t>软件动态测评环境图</w:t>
+        <w:fldChar w:fldCharType="begin"/>
+      </w:r>
+      <w:r>
+        <w:rPr>
+          <w:rFonts w:eastAsia="黑体"/>
+          <w:sz w:val="21"/>
+          <w:szCs w:val="21"/>
+        </w:rPr>
+        <w:instrText xml:space="preserve"> STYLEREF 1 \s </w:instrText>
+      </w:r>
+      <w:r>
+        <w:rPr>
+          <w:rFonts w:eastAsia="黑体"/>
+          <w:sz w:val="21"/>
+          <w:szCs w:val="21"/>
+        </w:rPr>
+        <w:fldChar w:fldCharType="separate"/>
+      </w:r>
+      <w:r>
+        <w:rPr>
+          <w:rFonts w:eastAsia="黑体"/>
+          <w:noProof/>
+          <w:sz w:val="21"/>
+          <w:szCs w:val="21"/>
+        </w:rPr>
+        <w:t>5</w:t>
+      </w:r>
+      <w:r>
+        <w:rPr>
+          <w:rFonts w:eastAsia="黑体"/>
+          <w:sz w:val="21"/>
+          <w:szCs w:val="21"/>
+        </w:rPr>
+        <w:fldChar w:fldCharType="end"/>
+      </w:r>
+      <w:r>
+        <w:rPr>
+          <w:rFonts w:eastAsia="黑体"/>
+          <w:sz w:val="21"/>
+          <w:szCs w:val="21"/>
+        </w:rPr>
+        <w:noBreakHyphen/>
+      </w:r>
+      <w:r>
+        <w:rPr>
+          <w:rFonts w:eastAsia="黑体"/>
+          <w:sz w:val="21"/>
+          <w:szCs w:val="21"/>
+        </w:rPr>
+        <w:fldChar w:fldCharType="begin"/>
+      </w:r>
+      <w:r>
+        <w:rPr>
+          <w:rFonts w:eastAsia="黑体"/>
+          <w:sz w:val="21"/>
+          <w:szCs w:val="21"/>
+        </w:rPr>
+        <w:instrText xml:space="preserve"> SEQ </w:instrText>
+      </w:r>
+      <w:r>
+        <w:rPr>
+          <w:rFonts w:eastAsia="黑体"/>
+          <w:sz w:val="21"/>
+          <w:szCs w:val="21"/>
+        </w:rPr>
+        <w:instrText>图</w:instrText>
+      </w:r>
+      <w:r>
+        <w:rPr>
+          <w:rFonts w:eastAsia="黑体"/>
+          <w:sz w:val="21"/>
+          <w:szCs w:val="21"/>
+        </w:rPr>
+        <w:instrText xml:space="preserve"> \* ARABIC \s 1 </w:instrText>
+      </w:r>
+      <w:r>
+        <w:rPr>
+          <w:rFonts w:eastAsia="黑体"/>
+          <w:sz w:val="21"/>
+          <w:szCs w:val="21"/>
+        </w:rPr>
+        <w:fldChar w:fldCharType="separate"/>
+      </w:r>
+      <w:r>
+        <w:rPr>
+          <w:rFonts w:eastAsia="黑体"/>
+          <w:noProof/>
+          <w:sz w:val="21"/>
+          <w:szCs w:val="21"/>
+        </w:rPr>
+        <w:t>5</w:t>
+      </w:r>
+      <w:r>
+        <w:rPr>
+          <w:rFonts w:eastAsia="黑体"/>
+          <w:sz w:val="21"/>
+          <w:szCs w:val="21"/>
+        </w:rPr>
+        <w:fldChar w:fldCharType="end"/>
+      </w:r>
+      <w:r>
+        <w:rPr>
+          <w:rFonts w:eastAsia="黑体" w:hint="eastAsia"/>
+          <w:sz w:val="21"/>
+          <w:szCs w:val="21"/>
+        </w:rPr>
+        <w:t xml:space="preserve"/>
+      </w:r>
+      <w:r>
+        <w:rPr>
+          <w:rFonts w:eastAsia="黑体" w:hint="eastAsia"/>
+          <w:sz w:val="21"/>
+          <w:szCs w:val="21"/>
+        </w:rPr>
+        <w:t>实物测</w:t>
+      </w:r>
+      <w:r>
+        <w:rPr>
+          <w:rFonts w:eastAsia="黑体" w:hint="eastAsia"/>
+          <w:sz w:val="21"/>
+          <w:szCs w:val="21"/>
+        </w:rPr>
+        <w:t>试</w:t>
+      </w:r>
+      <w:r>
+        <w:rPr>
+          <w:rFonts w:eastAsia="黑体"/>
+          <w:sz w:val="21"/>
+          <w:szCs w:val="21"/>
+        </w:rPr>
+        <w:t>环境图</w:t>
       </w:r>
     </w:p>
     <w:sectPr>
